--- a/SEBANG_AI_공모전_신청서_작성본.docx
+++ b/SEBANG_AI_공모전_신청서_작성본.docx
@@ -160,10 +160,13 @@
             <w:shd w:val="clear" w:color="auto" w:fill="F2F2F2"/>
           </w:tcPr>
           <w:p>
+            <w:pPr>
+              <w:jc w:val="center"/>
+            </w:pPr>
             <w:r/>
             <w:r>
               <w:rPr>
-                <w:b w:val="0"/>
+                <w:b/>
                 <w:sz w:val="18"/>
               </w:rPr>
             </w:r>
@@ -568,7 +571,7 @@
         </w:tblBorders>
       </w:tblPr>
       <w:tblGrid>
-        <w:gridCol w:w="1701"/>
+        <w:gridCol w:w="1587"/>
         <w:gridCol w:w="4703"/>
       </w:tblGrid>
       <w:tr>
@@ -602,9 +605,9 @@
                 <w:b/>
                 <w:sz w:val="20"/>
               </w:rPr>
-              <w:t>화물차 안전운임 즉시 조회 웹/모바일 서비스</w:t>
+              <w:t>AI 기반 벌크운송 하불실적 관리 웹 서비스</w:t>
               <w:br/>
-              <w:t>— 구간별·차종별 법정 최저운임 원스톱 검색</w:t>
+              <w:t>— 구간·협력사·화주별 실적 분석 및 구간 단가 자동 산출</w:t>
             </w:r>
           </w:p>
         </w:tc>
@@ -657,6 +660,15 @@
                 <w:sz w:val="18"/>
               </w:rPr>
               <w:t>☑ 기타 : 고객 서비스 개선 및 신규 가치 창출 등 기타 아이디어 제안</w:t>
+              <w:br/>
+            </w:r>
+            <w:r>
+              <w:rPr>
+                <w:b w:val="0"/>
+                <w:color w:val="808080"/>
+                <w:sz w:val="16"/>
+              </w:rPr>
+              <w:t xml:space="preserve">  ※ 업무 혁신(수작업 자동화) + 의사결정 지원(실적 분석 툴) 복합 적용</w:t>
             </w:r>
           </w:p>
         </w:tc>
@@ -694,13 +706,13 @@
                 <w:b w:val="0"/>
                 <w:sz w:val="18"/>
               </w:rPr>
-              <w:t>화물차 안전운임제는 구간·차종·품목별로 운임 기준이 복잡하고 국토교통부 고시가 수시로 개정되어, 현장 담당자가 정확한 운임을 즉시 확인하기 어려운 상황이다.</w:t>
+              <w:t>동부계약관리팀은 벌크운송 하불(외주비) 실적을 엑셀로 수작업 관리해왔으나, 데이터 분산·오류·분석 한계로 신속한 의사결정이 어려운 상황이었다.</w:t>
               <w:br/>
-              <w:t>출발지·도착지·차종을 입력하면 해당 구간의 법정 최저운임을 실시간으로 조회·비교할 수 있는 웹/모바일 서비스를 개발하였다.</w:t>
+              <w:t>Supabase 클라우드 DB와 AI(Claude)를 활용해 하불 실적 데이터를 실시간 조회·분석할 수 있는 웹 서비스를 개발하였으며, 별도 설치 없이 PC·모바일 브라우저에서 즉시 사용 가능하다.</w:t>
               <w:br/>
-              <w:t>자동완성 검색, 모바일 최적화 UI, 최신 고시 데이터 반영 구조를 적용하여 조회 시간 단축 및 운임 계산 오류를 최소화하였다.</w:t>
+              <w:t>협력사별·고객(화주)별·구간별 실적 집계, 구간 단가(최저가·최고가·평균가) 자동 산출, 기간 필터·엑셀 내보내기 등 현장 실무에 바로 활용 가능한 기능을 제공한다.</w:t>
               <w:br/>
-              <w:t>사내 운영팀, 협력 운수사, 화주 담당자 모두 언제 어디서든 스마트폰으로 정확한 운임 기준을 확인할 수 있어 업무 효율과 대외 신뢰도 향상이 기대된다.</w:t>
+              <w:t>수작업 보고서 작성 시간을 대폭 단축하고 실적 기반의 협력사 단가 협상·계약 검토를 지원한다.</w:t>
             </w:r>
           </w:p>
         </w:tc>
@@ -891,7 +903,6 @@
         </w:tc>
       </w:tr>
     </w:tbl>
-    <w:p/>
     <w:p>
       <w:r>
         <w:br w:type="page"/>
@@ -956,9 +967,9 @@
                 <w:b/>
                 <w:sz w:val="20"/>
               </w:rPr>
-              <w:t>화물차 안전운임 즉시 조회 웹/모바일 서비스</w:t>
+              <w:t>AI 기반 벌크운송 하불실적 관리 웹 서비스</w:t>
               <w:br/>
-              <w:t>— 구간별·차종별 법정 최저운임 원스톱 검색</w:t>
+              <w:t>— 구간·협력사·화주별 실적 분석 및 구간 단가 자동 산출</w:t>
             </w:r>
           </w:p>
         </w:tc>
@@ -997,7 +1008,7 @@
                 <w:color w:val="0F295C"/>
                 <w:sz w:val="18"/>
               </w:rPr>
-              <w:t>① 업무 현황 및 문제점</w:t>
+              <w:t>① 업무 현황</w:t>
               <w:br/>
             </w:r>
             <w:r>
@@ -1005,15 +1016,39 @@
                 <w:b w:val="0"/>
                 <w:sz w:val="18"/>
               </w:rPr>
-              <w:t>• 화물차 안전운임제(컨테이너·시멘트 품목 대상)는 출발지·도착지 구간, 차종(톤급), 품목에 따라 운임 기준이 세분화되어 있으며, 국토교통부 고시가 연 1회 이상 개정된다.</w:t>
+              <w:t>• 업무 목적 : 벌크운송 하불(외주운송비) 실적 집계·분석 및 협력사·화주별 단가 관리</w:t>
               <w:br/>
-              <w:t>• 현재 운임 기준 확인은 ①국토교통부 고시 PDF를 직접 검색하거나 ②담당자가 관리하는 엑셀 파일을 공유받는 방식에 의존하고 있어, 조회 1건당 평균 5~10분 이상 소요된다.</w:t>
+              <w:t>• 수행 주기 : 월별 데이터 취합 및 보고 (수시 조회 필요)</w:t>
               <w:br/>
-              <w:t>• 엑셀 파일은 버전 관리가 되지 않아 구버전 운임 기준으로 계약·청구가 이루어지는 오류가 반복적으로 발생한다.</w:t>
+              <w:t>• 수행 인력 : 동부계약관리팀 담당자 (소수 인원)</w:t>
               <w:br/>
-              <w:t>• 현장 운전기사, 협력 운수사, 화주 담당자, 사내 운영팀 등 다수의 이해관계자가 각기 다른 자료를 참고하여 분쟁 및 재작업이 발생한다.</w:t>
+              <w:t>• 현재 방식 : SAP·WMS 등 시스템에서 추출한 데이터를 엑셀에 수작업으로 취합·가공·분석</w:t>
               <w:br/>
-              <w:t>• 모바일 환경에서 즉시 조회 가능한 공식 도구가 없어 현장 대응력이 저하된다.</w:t>
+              <w:br/>
+            </w:r>
+            <w:r>
+              <w:rPr>
+                <w:b/>
+                <w:color w:val="0F295C"/>
+                <w:sz w:val="18"/>
+              </w:rPr>
+              <w:t>② 문제점</w:t>
+              <w:br/>
+            </w:r>
+            <w:r>
+              <w:rPr>
+                <w:b w:val="0"/>
+                <w:sz w:val="18"/>
+              </w:rPr>
+              <w:t>• 엑셀 수작업 집계로 인한 오류 발생 및 버전 관리 어려움</w:t>
+              <w:br/>
+              <w:t>• 협력사별·화주별·구간별 실적을 교차 분석하려면 매번 피벗 재작업 필요 (건당 30분~수 시간 소요)</w:t>
+              <w:br/>
+              <w:t>• 구간별 하불 단가(최저가·최고가·평균가)를 파악할 체계적 수단이 없어 협상·계약 시 근거 부족</w:t>
+              <w:br/>
+              <w:t>• 데이터가 개인 PC에 분산 저장되어 공유·열람 불편, 외부·모바일 접근 불가</w:t>
+              <w:br/>
+              <w:t>• 기간별 추이 분석, 이상 단가 감지 등 고도 분석이 사실상 불가능</w:t>
             </w:r>
           </w:p>
         </w:tc>
@@ -1060,7 +1095,9 @@
                 <w:b w:val="0"/>
                 <w:sz w:val="18"/>
               </w:rPr>
-              <w:t>출발지·도착지·차종(톤급)·품목을 선택하면 해당 구간의 화물차 안전운임(법정 최저운임)을 즉시 조회할 수 있는 웹/모바일 서비스이다.</w:t>
+              <w:t>Supabase 클라우드 DB에 하불 실적 데이터를 저장하고, AI(Claude)로 개발한 단일 파일 웹앱(HTML/JS)으로 실시간 조회·분석·다운로드하는 시스템.</w:t>
+              <w:br/>
+              <w:t>별도 서버 구축 없이 GitHub Pages로 배포하여 PC·스마트폰 브라우저에서 즉시 접근 가능.</w:t>
               <w:br/>
               <w:br/>
             </w:r>
@@ -1078,14 +1115,14 @@
                 <w:b/>
                 <w:sz w:val="18"/>
               </w:rPr>
-              <w:t xml:space="preserve">  • 스마트 검색 (자동완성) : </w:t>
+              <w:t xml:space="preserve">  • 전체 데이터 조회 : </w:t>
             </w:r>
             <w:r>
               <w:rPr>
                 <w:b w:val="0"/>
                 <w:sz w:val="18"/>
               </w:rPr>
-              <w:t>출발지·도착지 입력 시 자동완성 드롭다운 제공, 키보드(↑↓ Enter) 및 터치 모두 지원</w:t>
+              <w:t>하불 실적 전체를 테이블로 조회, 열 정렬·크기 조절·드래그 이동, 기간·협력사·화주 필터, 엑셀 다운로드</w:t>
               <w:br/>
             </w:r>
             <w:r>
@@ -1093,14 +1130,14 @@
                 <w:b/>
                 <w:sz w:val="18"/>
               </w:rPr>
-              <w:t xml:space="preserve">  • 구간별 운임 조회 : </w:t>
+              <w:t xml:space="preserve">  • 협력사별 분석 : </w:t>
             </w:r>
             <w:r>
               <w:rPr>
                 <w:b w:val="0"/>
                 <w:sz w:val="18"/>
               </w:rPr>
-              <w:t>출발지·도착지·차종·품목 조합으로 현행 법정 최저운임 즉시 표시</w:t>
+              <w:t>협력사별 하불 총액·건수·월별 추이를 카드·차트로 즉시 확인, 기간 설정 가능</w:t>
               <w:br/>
             </w:r>
             <w:r>
@@ -1108,14 +1145,14 @@
                 <w:b/>
                 <w:sz w:val="18"/>
               </w:rPr>
-              <w:t xml:space="preserve">  • 데이터 최신화 구조 : </w:t>
+              <w:t xml:space="preserve">  • 고객(화주)별 분석 : </w:t>
             </w:r>
             <w:r>
               <w:rPr>
                 <w:b w:val="0"/>
                 <w:sz w:val="18"/>
               </w:rPr>
-              <w:t>국토교통부 고시 개정 시 관리자 1회 업데이트만으로 전체 사용자에게 즉시 반영</w:t>
+              <w:t>화주별 물동량·하불 실적 비교 분석, 기간별 증감 추이 파악</w:t>
               <w:br/>
             </w:r>
             <w:r>
@@ -1123,14 +1160,14 @@
                 <w:b/>
                 <w:sz w:val="18"/>
               </w:rPr>
-              <w:t xml:space="preserve">  • 모바일 최적화 : </w:t>
+              <w:t xml:space="preserve">  • 구간 단가 분석 : </w:t>
             </w:r>
             <w:r>
               <w:rPr>
                 <w:b w:val="0"/>
                 <w:sz w:val="18"/>
               </w:rPr>
-              <w:t>반응형 레이아웃으로 스마트폰·태블릿에서도 편리하게 사용</w:t>
+              <w:t>출발지·도착지·톤급 조합별 최저가·최고가·평균가 자동 산출 (중량=1톤: 톤급당 단가 / 그 외: 톤당 단가 자동 구분)</w:t>
               <w:br/>
             </w:r>
             <w:r>
@@ -1138,14 +1175,29 @@
                 <w:b/>
                 <w:sz w:val="18"/>
               </w:rPr>
-              <w:t xml:space="preserve">  • 운임 이력 비교 : </w:t>
+              <w:t xml:space="preserve">  • 스마트 검색 : </w:t>
             </w:r>
             <w:r>
               <w:rPr>
                 <w:b w:val="0"/>
                 <w:sz w:val="18"/>
               </w:rPr>
-              <w:t>고시 변경 전후 운임 이력을 함께 제공하여 계약·협상 시 참고 가능</w:t>
+              <w:t>출발지·도착지 자동완성 검색, 키보드(↑↓ Enter) 및 터치 지원</w:t>
+              <w:br/>
+            </w:r>
+            <w:r>
+              <w:rPr>
+                <w:b/>
+                <w:sz w:val="18"/>
+              </w:rPr>
+              <w:t xml:space="preserve">  • 실시간 데이터 관리 : </w:t>
+            </w:r>
+            <w:r>
+              <w:rPr>
+                <w:b w:val="0"/>
+                <w:sz w:val="18"/>
+              </w:rPr>
+              <w:t>관리자가 Supabase에 데이터 업로드 시 전체 사용자에게 즉시 반영</w:t>
               <w:br/>
             </w:r>
             <w:r>
@@ -1163,14 +1215,14 @@
                 <w:b/>
                 <w:sz w:val="18"/>
               </w:rPr>
-              <w:t xml:space="preserve">  • 고시 데이터 구조화 작업 필요 → </w:t>
+              <w:t xml:space="preserve">  • 기존 엑셀 데이터 이관 → </w:t>
             </w:r>
             <w:r>
               <w:rPr>
                 <w:b w:val="0"/>
                 <w:sz w:val="18"/>
               </w:rPr>
-              <w:t>기존 PDF·엑셀 데이터를 1회 DB화 후 고시 개정 시 부분 수정만으로 유지</w:t>
+              <w:t>SAP·엑셀 데이터를 CSV 형태로 1회 업로드, 이후 월별 append 방식으로 누적 관리</w:t>
               <w:br/>
             </w:r>
             <w:r>
@@ -1178,14 +1230,14 @@
                 <w:b/>
                 <w:sz w:val="18"/>
               </w:rPr>
-              <w:t xml:space="preserve">  • 구간 수가 많아 검색 불편 → </w:t>
+              <w:t xml:space="preserve">  • 전산 시스템 연동 부재 → </w:t>
             </w:r>
             <w:r>
               <w:rPr>
                 <w:b w:val="0"/>
                 <w:sz w:val="18"/>
               </w:rPr>
-              <w:t>자동완성 + 부분 문자열 매칭 검색으로 빠른 선택 지원</w:t>
+              <w:t>Supabase REST API 활용으로 별도 IT 인프라 없이 즉시 운영 가능</w:t>
               <w:br/>
             </w:r>
             <w:r>
@@ -1193,14 +1245,29 @@
                 <w:b/>
                 <w:sz w:val="18"/>
               </w:rPr>
-              <w:t xml:space="preserve">  • 모바일 환경 접근성 → </w:t>
+              <w:t xml:space="preserve">  • 보안·접근 권한 → </w:t>
             </w:r>
             <w:r>
               <w:rPr>
                 <w:b w:val="0"/>
                 <w:sz w:val="18"/>
               </w:rPr>
-              <w:t>PWA 방식 적용으로 앱 설치 없이 모바일 홈화면 추가 및 오프라인 캐싱 가능</w:t>
+              <w:t>Supabase Row Level Security + 사용자 인증으로 권한별 접근 제어</w:t>
+              <w:br/>
+            </w:r>
+            <w:r>
+              <w:rPr>
+                <w:b/>
+                <w:sz w:val="18"/>
+              </w:rPr>
+              <w:t xml:space="preserve">  • 유지보수 전담 인력 부족 → </w:t>
+            </w:r>
+            <w:r>
+              <w:rPr>
+                <w:b w:val="0"/>
+                <w:sz w:val="18"/>
+              </w:rPr>
+              <w:t>단일 HTML 파일 구조로 수정·배포가 단순, AI(Claude) 보조로 비개발자도 운영 가능</w:t>
               <w:br/>
             </w:r>
             <w:r>
@@ -1210,7 +1277,7 @@
                 <w:sz w:val="18"/>
               </w:rPr>
               <w:br/>
-              <w:t>④ 서비스 구성도 (개념)</w:t>
+              <w:t>④ 시스템 구성도</w:t>
               <w:br/>
             </w:r>
             <w:r>
@@ -1218,23 +1285,25 @@
                 <w:b w:val="0"/>
                 <w:sz w:val="18"/>
               </w:rPr>
-              <w:t xml:space="preserve">  [사용자 : 운전기사 / 운영팀 / 화주]</w:t>
+              <w:t xml:space="preserve">  [사용자 : 계약관리팀 담당자 / 관리자]</w:t>
               <w:br/>
-              <w:t xml:space="preserve">          ↓ 출발지·도착지·차종 입력</w:t>
+              <w:t xml:space="preserve">          ↓ PC·모바일 브라우저 접속 (GitHub Pages)</w:t>
               <w:br/>
-              <w:t xml:space="preserve">  [웹/모바일 프론트엔드]</w:t>
+              <w:t xml:space="preserve">  [웹 프론트엔드 — HTML/CSS/JavaScript 단일 파일]</w:t>
               <w:br/>
-              <w:t xml:space="preserve">    - 자동완성 검색 UI  /  운임 결과 카드 표시</w:t>
+              <w:t xml:space="preserve">    - 전체데이터 / 협력사별 / 고객별 / 구간단가 분석 화면</w:t>
               <w:br/>
-              <w:t xml:space="preserve">          ↓ API 조회</w:t>
+              <w:t xml:space="preserve">    - 자동완성 검색 · 필터 · 정렬 · 엑셀 다운로드</w:t>
               <w:br/>
-              <w:t xml:space="preserve">  [안전운임 데이터베이스]</w:t>
+              <w:t xml:space="preserve">          ↕ REST API (Supabase)</w:t>
               <w:br/>
-              <w:t xml:space="preserve">    - 고시 기준 구간별 운임 테이블  /  개정 이력 관리</w:t>
+              <w:t xml:space="preserve">  [Supabase 클라우드 DB]</w:t>
               <w:br/>
-              <w:t xml:space="preserve">          ↑ 관리자 업데이트</w:t>
+              <w:t xml:space="preserve">    - 하불 실적 테이블 (용역구분·출발지·도착지·톤급·중량·하불금액·협력사·화주·연도·월)</w:t>
               <w:br/>
-              <w:t xml:space="preserve">  [국토교통부 안전운임 고시 데이터]</w:t>
+              <w:t xml:space="preserve">          ↑ 월별 데이터 업로드 (CSV / 직접 입력)</w:t>
+              <w:br/>
+              <w:t xml:space="preserve">  [SAP / WMS / 엑셀 원천 데이터]</w:t>
             </w:r>
           </w:p>
         </w:tc>
@@ -1272,6 +1341,21 @@
                 <w:b/>
                 <w:sz w:val="18"/>
               </w:rPr>
+              <w:t xml:space="preserve">• 활용 DATA : </w:t>
+            </w:r>
+            <w:r>
+              <w:rPr>
+                <w:b w:val="0"/>
+                <w:sz w:val="18"/>
+              </w:rPr>
+              <w:t>SAP, WMS, 기존 엑셀 하불 실적 데이터</w:t>
+              <w:br/>
+            </w:r>
+            <w:r>
+              <w:rPr>
+                <w:b/>
+                <w:sz w:val="18"/>
+              </w:rPr>
               <w:t xml:space="preserve">• AI 활용 : </w:t>
             </w:r>
             <w:r>
@@ -1279,7 +1363,7 @@
                 <w:b w:val="0"/>
                 <w:sz w:val="18"/>
               </w:rPr>
-              <w:t>Claude AI — 서비스 설계, 코드 생성, 데이터 구조화 보조</w:t>
+              <w:t>Claude AI — 전체 서비스 설계·코드 생성·기능 개선·디버깅 보조 (비개발자 주도 개발 실현)</w:t>
               <w:br/>
             </w:r>
             <w:r>
@@ -1294,7 +1378,7 @@
                 <w:b w:val="0"/>
                 <w:sz w:val="18"/>
               </w:rPr>
-              <w:t>HTML5 / CSS3 / JavaScript (단일 파일 웹앱), Supabase (클라우드 DB·API)</w:t>
+              <w:t>HTML5 / CSS3 / JavaScript (단일 파일 웹앱, 프레임워크 미사용)</w:t>
               <w:br/>
             </w:r>
             <w:r>
@@ -1302,14 +1386,14 @@
                 <w:b/>
                 <w:sz w:val="18"/>
               </w:rPr>
-              <w:t xml:space="preserve">• 데이터 : </w:t>
+              <w:t xml:space="preserve">• DB·API : </w:t>
             </w:r>
             <w:r>
               <w:rPr>
                 <w:b w:val="0"/>
                 <w:sz w:val="18"/>
               </w:rPr>
-              <w:t>국토교통부 화물자동차 안전운임 고시 공공 데이터</w:t>
+              <w:t>Supabase (PostgreSQL 기반 클라우드 DB, REST API, 인증)</w:t>
               <w:br/>
             </w:r>
             <w:r>
@@ -1324,7 +1408,7 @@
                 <w:b w:val="0"/>
                 <w:sz w:val="18"/>
               </w:rPr>
-              <w:t>GitHub Pages (별도 서버 비용 없이 즉시 배포·운영 가능)</w:t>
+              <w:t>GitHub Pages (무료, 별도 서버 불필요, 브라우저에서 즉시 접근)</w:t>
               <w:br/>
             </w:r>
             <w:r>
@@ -1332,14 +1416,14 @@
                 <w:b/>
                 <w:sz w:val="18"/>
               </w:rPr>
-              <w:t xml:space="preserve">• 접근성 : </w:t>
+              <w:t xml:space="preserve">• 기타 : </w:t>
             </w:r>
             <w:r>
               <w:rPr>
                 <w:b w:val="0"/>
                 <w:sz w:val="18"/>
               </w:rPr>
-              <w:t>PWA 지원 — 앱 설치 없이 모바일 홈화면 아이콘 추가, 오프라인 캐싱</w:t>
+              <w:t>Chart.js (차트), SheetJS (엑셀 다운로드), 반응형 CSS (모바일 지원)</w:t>
               <w:br/>
             </w:r>
           </w:p>
@@ -1376,16 +1460,10 @@
             <w:r>
               <w:rPr>
                 <w:b/>
+                <w:color w:val="0F295C"/>
                 <w:sz w:val="18"/>
               </w:rPr>
-              <w:t xml:space="preserve">• 업무 효율 : </w:t>
-            </w:r>
-            <w:r>
-              <w:rPr>
-                <w:b w:val="0"/>
-                <w:sz w:val="18"/>
-              </w:rPr>
-              <w:t>운임 조회 소요시간 5~10분 → 30초 이내 단축 (약 90% 절감)</w:t>
+              <w:t>① 정량적 기대 효과</w:t>
               <w:br/>
             </w:r>
             <w:r>
@@ -1393,14 +1471,14 @@
                 <w:b/>
                 <w:sz w:val="18"/>
               </w:rPr>
-              <w:t xml:space="preserve">• 오류 감소 : </w:t>
+              <w:t xml:space="preserve">  • 업무 시간 절감 : </w:t>
             </w:r>
             <w:r>
               <w:rPr>
                 <w:b w:val="0"/>
                 <w:sz w:val="18"/>
               </w:rPr>
-              <w:t>구버전 운임 기준 적용으로 인한 청구·계약 오류 제거</w:t>
+              <w:t>월별 실적 보고서 작성 시간 수 시간 → 10분 이내 (약 80~90% 절감)</w:t>
               <w:br/>
             </w:r>
             <w:r>
@@ -1408,14 +1486,14 @@
                 <w:b/>
                 <w:sz w:val="18"/>
               </w:rPr>
-              <w:t xml:space="preserve">• 현장 대응력 : </w:t>
+              <w:t xml:space="preserve">  • 오류 감소 : </w:t>
             </w:r>
             <w:r>
               <w:rPr>
                 <w:b w:val="0"/>
                 <w:sz w:val="18"/>
               </w:rPr>
-              <w:t>현장 기사·운영팀·화주가 스마트폰으로 즉시 운임 확인, 즉석 협의 가능</w:t>
+              <w:t>수작업 집계 오류 제거, 단일 DB 기준으로 데이터 일관성 확보</w:t>
               <w:br/>
             </w:r>
             <w:r>
@@ -1423,14 +1501,14 @@
                 <w:b/>
                 <w:sz w:val="18"/>
               </w:rPr>
-              <w:t xml:space="preserve">• 비용 절감 : </w:t>
+              <w:t xml:space="preserve">  • 비용 : </w:t>
             </w:r>
             <w:r>
               <w:rPr>
                 <w:b w:val="0"/>
                 <w:sz w:val="18"/>
               </w:rPr>
-              <w:t>별도 서버 없이 운영 가능(GitHub Pages + Supabase 무료 티어)하여 구축·유지 비용 최소화</w:t>
+              <w:t>서버 구축·유지 비용 ₩0 (GitHub Pages + Supabase 무료 티어 운영)</w:t>
               <w:br/>
             </w:r>
             <w:r>
@@ -1438,15 +1516,40 @@
                 <w:b/>
                 <w:sz w:val="18"/>
               </w:rPr>
-              <w:t xml:space="preserve">• 확장성 : </w:t>
+              <w:t xml:space="preserve">  • 접근성 : </w:t>
             </w:r>
             <w:r>
               <w:rPr>
                 <w:b w:val="0"/>
                 <w:sz w:val="18"/>
               </w:rPr>
-              <w:t>향후 자동 적정운임 계산기, 운임 이상 감지, 청구서 자동 생성 등으로 발전 가능</w:t>
+              <w:t>사무실 외 장소·스마트폰에서도 실시간 조회 가능</w:t>
               <w:br/>
+            </w:r>
+            <w:r>
+              <w:rPr>
+                <w:b/>
+                <w:color w:val="0F295C"/>
+                <w:sz w:val="18"/>
+              </w:rPr>
+              <w:br/>
+              <w:t>② 정성적 기대 효과</w:t>
+              <w:br/>
+            </w:r>
+            <w:r>
+              <w:rPr>
+                <w:b w:val="0"/>
+                <w:sz w:val="18"/>
+              </w:rPr>
+              <w:t xml:space="preserve">  • 구간별 실적 기반 단가 데이터를 축적하여 협력사 단가 협상 시 객관적 근거 확보</w:t>
+              <w:br/>
+              <w:t xml:space="preserve">  • 화주별 물동량 추이 파악으로 계약 갱신·영업 전략 수립 지원</w:t>
+              <w:br/>
+              <w:t xml:space="preserve">  • 이상 단가(최저가 대비 과다 청구 등) 감지로 비용 절감 및 계약 리스크 관리</w:t>
+              <w:br/>
+              <w:t xml:space="preserve">  • AI 보조 개발 사례로서 비개발자 직원도 업무 맞춤형 디지털 도구를 직접 만들 수 있다는 가능성 입증</w:t>
+              <w:br/>
+              <w:t xml:space="preserve">  • 구조 확장 시 타 팀(영업·물류·재무) 하불 데이터와 통합 가능</w:t>
             </w:r>
           </w:p>
         </w:tc>
@@ -1488,7 +1591,6 @@
     <w:p>
       <w:r>
         <w:rPr>
-          <w:b w:val="0"/>
           <w:sz w:val="20"/>
         </w:rPr>
         <w:t>본인은 세방㈜에서 주관하는 &lt;SEBANG AI 아이디어 공모전&gt;(이하 "공모전")에 아이디어를 제출함에 있어, 아래 사항에 동의합니다.</w:t>
@@ -1510,7 +1612,6 @@
     <w:p/>
     <w:p>
       <w:pPr>
-        <w:pStyle w:val="ListBullet"/>
         <w:ind w:left="567"/>
       </w:pPr>
       <w:r>
@@ -1518,12 +1619,11 @@
           <w:b w:val="0"/>
           <w:sz w:val="20"/>
         </w:rPr>
-        <w:t>본인이 제출한 아이디어는 회사의 업무 개선, AI 활용 및 업무 자동화 과제 추진, 교육, 홍보 및 기타 내부 목적을 위해 활용될 수 있다.</w:t>
+        <w:t>• 본인이 제출한 아이디어는 회사의 업무 개선, AI 활용 및 업무 자동화 과제 추진, 교육, 홍보 및 기타 내부 목적을 위해 활용될 수 있다.</w:t>
       </w:r>
     </w:p>
     <w:p>
       <w:pPr>
-        <w:pStyle w:val="ListBullet"/>
         <w:ind w:left="567"/>
       </w:pPr>
       <w:r>
@@ -1531,12 +1631,11 @@
           <w:b w:val="0"/>
           <w:sz w:val="20"/>
         </w:rPr>
-        <w:t>회사는 해당 아이디어를 사용, 수정, 보완, 재구성할 수 있으며, 아이디어를 기반으로 한 결과물을 내부자료(보고서, 사례집 등)로 제작 및 활용할 수 있다.</w:t>
+        <w:t>• 회사는 해당 아이디어를 사용, 수정, 보완, 재구성할 수 있으며, 아이디어를 기반으로 한 결과물을 내부자료(보고서, 사례집 등)로 제작 및 활용할 수 있다.</w:t>
       </w:r>
     </w:p>
     <w:p>
       <w:pPr>
-        <w:pStyle w:val="ListBullet"/>
         <w:ind w:left="567"/>
       </w:pPr>
       <w:r>
@@ -1544,7 +1643,7 @@
           <w:b w:val="0"/>
           <w:sz w:val="20"/>
         </w:rPr>
-        <w:t>회사는 제출된 아이디어를 시스템 개선, AI 기반 서비스 기획 및 개발 등 다양한 형태로 제한 없이 활용할 수 있다.</w:t>
+        <w:t>• 회사는 제출된 아이디어를 시스템 개선, AI 기반 서비스 기획 및 개발 등 다양한 형태로 제한 없이 활용할 수 있다.</w:t>
       </w:r>
     </w:p>
     <w:p/>
